--- a/PHY118/handouts/PHY118_LB04_Newtons_Second_Law_Example_Starter.docx
+++ b/PHY118/handouts/PHY118_LB04_Newtons_Second_Law_Example_Starter.docx
@@ -1353,7 +1353,7 @@
           <w:sz w:val="19"/>
           <w:szCs w:val="19"/>
         </w:rPr>
-        <w:t xml:space="preserve">Answer the handout's discussion questions here, in paragraphs, in a dedicated section. Do not restate the question before answering it.</w:t>
+        <w:t xml:space="preserve">Answer all three Additional Questions (AQ1–AQ3) from the handout here, in paragraphs, in a dedicated section. Do not restate the question before answering it. The handout’s Discussion prompts belong in the Discussion section above, not here.</w:t>
       </w:r>
     </w:p>
     <w:p>
